--- a/tests/fixtures/corporate.docx
+++ b/tests/fixtures/corporate.docx
@@ -16,6 +16,26 @@
           <w:delText xml:space="preserve"> pending audit</w:delText>
         </w:r>
       </w:del>
+    </w:p>
+    <w:p>
+      <w:r>
+        <w:rPr>
+          <w:u w:val="single"/>
+        </w:rPr>
+        <w:t xml:space="preserve">Signed off by finance</w:t>
+      </w:r>
+      <w:r>
+        <w:rPr>
+          <w:strike/>
+        </w:rPr>
+        <w:t xml:space="preserve"> and by legal</w:t>
+      </w:r>
+      <w:r>
+        <w:rPr>
+          <w:highlight w:val="yellow"/>
+        </w:rPr>
+        <w:t xml:space="preserve"> — circulate on Monday</w:t>
+      </w:r>
     </w:p>
     <w:p>
       <w:r>
